--- a/policies/build/sop_record_masters/MOM/SOP_MOM.7.a_to_e_post_administration_monitoring.docx
+++ b/policies/build/sop_record_masters/MOM/SOP_MOM.7.a_to_e_post_administration_monitoring.docx
@@ -208,12 +208,6 @@
     </w:p>
     <w:p>
       <w:r>
-        <w:rPr>
-          <w:i/>
-        </w:rPr>
-        <w:t xml:space="preserve">Why: </w:t>
-      </w:r>
-      <w:r>
         <w:t>so what happens after a medication is given gets the same attention as the administration itself, not an afterthought.</w:t>
       </w:r>
     </w:p>
@@ -231,12 +225,6 @@
       </w:r>
     </w:p>
     <w:p>
-      <w:r>
-        <w:rPr>
-          <w:i/>
-        </w:rPr>
-        <w:t xml:space="preserve">Why: </w:t>
-      </w:r>
       <w:r>
         <w:t>a near-miss that is never reported teaches the hospital nothing, even though it was the cheapest possible warning of a problem that has not yet reached a patient.</w:t>
       </w:r>
@@ -325,12 +313,6 @@
     </w:p>
     <w:p>
       <w:r>
-        <w:rPr>
-          <w:i/>
-        </w:rPr>
-        <w:t xml:space="preserve">Why: </w:t>
-      </w:r>
-      <w:r>
         <w:t>Administering a medication is only half the job -- a reaction that is never watched for is a reaction that is caught late, if at all.</w:t>
       </w:r>
     </w:p>
@@ -353,12 +335,6 @@
       </w:r>
     </w:p>
     <w:p>
-      <w:r>
-        <w:rPr>
-          <w:i/>
-        </w:rPr>
-        <w:t xml:space="preserve">Why: </w:t>
-      </w:r>
       <w:r>
         <w:t>Monitoring that finds a problem but changes nothing is observation without action -- the point of watching is to actually respond to what is seen.</w:t>
       </w:r>
@@ -383,12 +359,6 @@
     </w:p>
     <w:p>
       <w:r>
-        <w:rPr>
-          <w:i/>
-        </w:rPr>
-        <w:t xml:space="preserve">Why: </w:t>
-      </w:r>
-      <w:r>
         <w:t>A near-miss that is never reported teaches the hospital nothing, even though it was the cheapest possible warning of a problem that has not yet reached a patient.</w:t>
       </w:r>
     </w:p>
@@ -412,12 +382,6 @@
     </w:p>
     <w:p>
       <w:r>
-        <w:rPr>
-          <w:i/>
-        </w:rPr>
-        <w:t xml:space="preserve">Why: </w:t>
-      </w:r>
-      <w:r>
         <w:t>An adverse drug reaction analysed three weeks later has already lost the chance to protect the next patient who might have the same reaction this week.</w:t>
       </w:r>
     </w:p>
@@ -440,12 +404,6 @@
       </w:r>
     </w:p>
     <w:p>
-      <w:r>
-        <w:rPr>
-          <w:i/>
-        </w:rPr>
-        <w:t xml:space="preserve">Why: </w:t>
-      </w:r>
       <w:r>
         <w:t>An analysis that identifies the cause but changes nothing leaves the next patient exposed to the exact same risk.</w:t>
       </w:r>

--- a/policies/build/sop_record_masters/MOM/SOP_MOM.7.a_to_e_post_administration_monitoring.docx
+++ b/policies/build/sop_record_masters/MOM/SOP_MOM.7.a_to_e_post_administration_monitoring.docx
@@ -369,7 +369,42 @@
     </w:p>
     <w:p>
       <w:r>
-        <w:t>Every event is documented on the «medication incident form», covering patient name and ID, date and time, medication involved, description of the event, severity assessment, and immediate action taken. The form goes to the Pharmacy In-Charge, with a copy entered into the hospital's incident-reporting system.</w:t>
+        <w:t>Every event is documented on the «medication incident form», covering six things:</w:t>
+      </w:r>
+    </w:p>
+    <w:p>
+      <w:r>
+        <w:t>1. Patient name and ID.</w:t>
+      </w:r>
+    </w:p>
+    <w:p>
+      <w:r>
+        <w:t>2. Date and time.</w:t>
+      </w:r>
+    </w:p>
+    <w:p>
+      <w:r>
+        <w:t>3. Medication involved.</w:t>
+      </w:r>
+    </w:p>
+    <w:p>
+      <w:r>
+        <w:t>4. Description of the event.</w:t>
+      </w:r>
+    </w:p>
+    <w:p>
+      <w:r>
+        <w:t>5. Severity assessment.</w:t>
+      </w:r>
+    </w:p>
+    <w:p>
+      <w:r>
+        <w:t>6. Immediate action taken.</w:t>
+      </w:r>
+    </w:p>
+    <w:p>
+      <w:r>
+        <w:t>The form goes to the Pharmacy In-Charge, with a copy entered into the hospital's incident-reporting system.</w:t>
       </w:r>
     </w:p>
     <w:p>
